--- a/templ/urist1/Заявление на банкротство.docx
+++ b/templ/urist1/Заявление на банкротство.docx
@@ -2483,47 +2483,7 @@
           <w:sz w:val="24"/>
           <w:szCs w:val="24"/>
         </w:rPr>
-        <w:t>в банках и иных кредитных организациях</w:t>
-      </w:r>
-      <w:r>
-        <w:rPr>
-          <w:rFonts w:ascii="Times New Roman" w:hAnsi="Times New Roman"/>
-          <w:iCs/>
-          <w:color w:val="000000"/>
-          <w:sz w:val="24"/>
-          <w:szCs w:val="24"/>
-        </w:rPr>
-        <w:t xml:space="preserve"> (Приложение №</w:t>
-      </w:r>
-      <w:r>
-        <w:rPr>
-          <w:rFonts w:ascii="Times New Roman" w:hAnsi="Times New Roman"/>
-          <w:iCs/>
-          <w:color w:val="000000"/>
-          <w:sz w:val="24"/>
-          <w:szCs w:val="24"/>
-        </w:rPr>
-        <w:t>3, 14</w:t>
-      </w:r>
-      <w:r>
-        <w:rPr>
-          <w:rFonts w:ascii="Times New Roman" w:hAnsi="Times New Roman"/>
-          <w:iCs/>
-          <w:color w:val="000000"/>
-          <w:sz w:val="24"/>
-          <w:szCs w:val="24"/>
-        </w:rPr>
-        <w:t>)</w:t>
-      </w:r>
-      <w:r>
-        <w:rPr>
-          <w:rFonts w:ascii="Times New Roman" w:hAnsi="Times New Roman"/>
-          <w:iCs/>
-          <w:color w:val="000000"/>
-          <w:sz w:val="24"/>
-          <w:szCs w:val="24"/>
-        </w:rPr>
-        <w:t>.</w:t>
+        <w:t>в банках и иных кредитных организациях.</w:t>
       </w:r>
       <w:bookmarkEnd w:id="1"/>
     </w:p>
@@ -2561,47 +2521,7 @@
           <w:sz w:val="24"/>
           <w:szCs w:val="24"/>
         </w:rPr>
-        <w:t xml:space="preserve">}}. </w:t>
-      </w:r>
-      <w:r>
-        <w:rPr>
-          <w:rFonts w:ascii="Times New Roman" w:hAnsi="Times New Roman"/>
-          <w:sz w:val="24"/>
-          <w:szCs w:val="24"/>
-        </w:rPr>
-        <w:t xml:space="preserve">Среднемесячная </w:t>
-      </w:r>
-      <w:r>
-        <w:rPr>
-          <w:rFonts w:ascii="Times New Roman" w:hAnsi="Times New Roman"/>
-          <w:sz w:val="24"/>
-          <w:szCs w:val="24"/>
-        </w:rPr>
-        <w:t>сумма дохода</w:t>
-      </w:r>
-      <w:r>
-        <w:rPr>
-          <w:rFonts w:ascii="Times New Roman" w:hAnsi="Times New Roman"/>
-          <w:sz w:val="24"/>
-          <w:szCs w:val="24"/>
-        </w:rPr>
-        <w:t xml:space="preserve"> за 202</w:t>
-      </w:r>
-      <w:r>
-        <w:rPr>
-          <w:rFonts w:ascii="Times New Roman" w:hAnsi="Times New Roman"/>
-          <w:sz w:val="24"/>
-          <w:szCs w:val="24"/>
-        </w:rPr>
-        <w:t>5</w:t>
-      </w:r>
-      <w:r>
-        <w:rPr>
-          <w:rFonts w:ascii="Times New Roman" w:hAnsi="Times New Roman"/>
-          <w:sz w:val="24"/>
-          <w:szCs w:val="24"/>
-        </w:rPr>
-        <w:t xml:space="preserve"> год</w:t>
+        <w:t>}}.</w:t>
       </w:r>
       <w:r>
         <w:rPr>
@@ -2611,120 +2531,25 @@
         </w:rPr>
         <w:t xml:space="preserve"> </w:t>
       </w:r>
-      <w:r>
-        <w:rPr>
-          <w:rFonts w:ascii="Times New Roman" w:hAnsi="Times New Roman"/>
-          <w:sz w:val="24"/>
-          <w:szCs w:val="24"/>
-        </w:rPr>
-        <w:t>–</w:t>
-      </w:r>
-      <w:r>
-        <w:rPr>
-          <w:rFonts w:ascii="Times New Roman" w:hAnsi="Times New Roman"/>
-          <w:sz w:val="24"/>
-          <w:szCs w:val="24"/>
-        </w:rPr>
-        <w:t xml:space="preserve"> </w:t>
-      </w:r>
-      <w:r>
-        <w:rPr>
-          <w:rFonts w:ascii="Times New Roman" w:hAnsi="Times New Roman"/>
-          <w:sz w:val="24"/>
-          <w:szCs w:val="24"/>
-        </w:rPr>
-        <w:t>{{</w:t>
-      </w:r>
-      <w:proofErr w:type="spellStart"/>
-      <w:r>
-        <w:rPr>
-          <w:rFonts w:ascii="Times New Roman" w:hAnsi="Times New Roman"/>
-          <w:sz w:val="24"/>
-          <w:szCs w:val="24"/>
-        </w:rPr>
-        <w:t>Средняя_зп_за_месяц</w:t>
-      </w:r>
-      <w:proofErr w:type="spellEnd"/>
-      <w:r>
-        <w:rPr>
-          <w:rFonts w:ascii="Times New Roman" w:hAnsi="Times New Roman"/>
-          <w:sz w:val="24"/>
-          <w:szCs w:val="24"/>
-        </w:rPr>
-        <w:t>}}</w:t>
-      </w:r>
-      <w:r>
-        <w:rPr>
-          <w:rFonts w:ascii="Times New Roman" w:hAnsi="Times New Roman"/>
-          <w:sz w:val="24"/>
-          <w:szCs w:val="24"/>
-        </w:rPr>
-        <w:t xml:space="preserve"> </w:t>
-      </w:r>
-      <w:r>
-        <w:rPr>
-          <w:rFonts w:ascii="Times New Roman" w:hAnsi="Times New Roman"/>
-          <w:sz w:val="24"/>
-          <w:szCs w:val="24"/>
-        </w:rPr>
-        <w:t>рублей</w:t>
-      </w:r>
-      <w:r>
-        <w:rPr>
-          <w:rFonts w:ascii="Times New Roman" w:hAnsi="Times New Roman"/>
-          <w:sz w:val="24"/>
-          <w:szCs w:val="24"/>
-        </w:rPr>
-        <w:t xml:space="preserve"> </w:t>
-      </w:r>
-      <w:r>
-        <w:rPr>
-          <w:rFonts w:ascii="Times New Roman" w:hAnsi="Times New Roman"/>
-          <w:sz w:val="24"/>
-          <w:szCs w:val="24"/>
-        </w:rPr>
-        <w:t>(Приложение №</w:t>
-      </w:r>
-      <w:r>
-        <w:rPr>
-          <w:rFonts w:ascii="Times New Roman" w:hAnsi="Times New Roman"/>
-          <w:sz w:val="24"/>
-          <w:szCs w:val="24"/>
-        </w:rPr>
-        <w:t>10</w:t>
-      </w:r>
-      <w:r>
-        <w:rPr>
-          <w:rFonts w:ascii="Times New Roman" w:hAnsi="Times New Roman"/>
-          <w:sz w:val="24"/>
-          <w:szCs w:val="24"/>
-        </w:rPr>
-        <w:t>)</w:t>
-      </w:r>
-      <w:r>
-        <w:rPr>
-          <w:rFonts w:ascii="Times New Roman" w:hAnsi="Times New Roman"/>
-          <w:sz w:val="24"/>
-          <w:szCs w:val="24"/>
-        </w:rPr>
-        <w:t>.</w:t>
-      </w:r>
-      <w:r>
-        <w:rPr>
-          <w:rFonts w:ascii="Times New Roman" w:hAnsi="Times New Roman"/>
-          <w:sz w:val="24"/>
-          <w:szCs w:val="24"/>
-        </w:rPr>
-        <w:t xml:space="preserve"> </w:t>
-      </w:r>
-      <w:r>
-        <w:rPr>
-          <w:rFonts w:ascii="Times New Roman" w:hAnsi="Times New Roman"/>
-          <w:color w:val="000000"/>
-          <w:sz w:val="24"/>
-          <w:szCs w:val="24"/>
-        </w:rPr>
-        <w:t>{{</w:t>
+      <w:proofErr w:type="gramStart"/>
+      <w:r>
+        <w:rPr>
+          <w:rFonts w:ascii="Times New Roman" w:hAnsi="Times New Roman"/>
+          <w:color w:val="000000"/>
+          <w:sz w:val="24"/>
+          <w:szCs w:val="24"/>
+        </w:rPr>
+        <w:t>{</w:t>
+      </w:r>
+      <w:proofErr w:type="gramEnd"/>
+      <w:r>
+        <w:rPr>
+          <w:rFonts w:ascii="Times New Roman" w:hAnsi="Times New Roman"/>
+          <w:color w:val="000000"/>
+          <w:sz w:val="24"/>
+          <w:szCs w:val="24"/>
+        </w:rPr>
+        <w:t>{</w:t>
       </w:r>
       <w:proofErr w:type="spellStart"/>
       <w:r>
